--- a/meeting_minutes/18-07-2026 (M4)_CSCK542_Computing - Group Assignments - Minutes-Group B .docx
+++ b/meeting_minutes/18-07-2026 (M4)_CSCK542_Computing - Group Assignments - Minutes-Group B .docx
@@ -1184,7 +1184,7 @@
           </w:tcPr>
           <w:p>
             <w:r>
-              <w:t>Present</w:t>
+              <w:t>Not present</w:t>
             </w:r>
           </w:p>
         </w:tc>

--- a/meeting_minutes/18-07-2026 (M4)_CSCK542_Computing - Group Assignments - Minutes-Group B .docx
+++ b/meeting_minutes/18-07-2026 (M4)_CSCK542_Computing - Group Assignments - Minutes-Group B .docx
@@ -1184,7 +1184,7 @@
           </w:tcPr>
           <w:p>
             <w:r>
-              <w:t>Not present</w:t>
+              <w:t>Present</w:t>
             </w:r>
           </w:p>
         </w:tc>
@@ -1498,11 +1498,11 @@
           </w:tcPr>
           <w:p>
             <w:r>
-              <w:t xml:space="preserve">Brentin Govender / </w:t>
+              <w:t>Brentin Goven</w:t>
             </w:r>
             <w:proofErr w:type="spellStart"/>
             <w:r>
-              <w:t>Dooshina</w:t>
+              <w:t>der / Dooshina</w:t>
             </w:r>
             <w:proofErr w:type="spellEnd"/>
             <w:r>

--- a/meeting_minutes/18-07-2026 (M4)_CSCK542_Computing - Group Assignments - Minutes-Group B .docx
+++ b/meeting_minutes/18-07-2026 (M4)_CSCK542_Computing - Group Assignments - Minutes-Group B .docx
@@ -1151,7 +1151,7 @@
           </w:tcPr>
           <w:p>
             <w:r>
-              <w:t>Present</w:t>
+              <w:t xml:space="preserve">Not present (did not report) </w:t>
             </w:r>
           </w:p>
         </w:tc>
@@ -1184,7 +1184,7 @@
           </w:tcPr>
           <w:p>
             <w:r>
-              <w:t>Present</w:t>
+              <w:t xml:space="preserve">Not present (did not report) </w:t>
             </w:r>
           </w:p>
         </w:tc>

--- a/meeting_minutes/18-07-2026 (M4)_CSCK542_Computing - Group Assignments - Minutes-Group B .docx
+++ b/meeting_minutes/18-07-2026 (M4)_CSCK542_Computing - Group Assignments - Minutes-Group B .docx
@@ -355,19 +355,9 @@
             <w:tcW w:w="4249" w:type="dxa"/>
           </w:tcPr>
           <w:p>
-            <w:proofErr w:type="spellStart"/>
-            <w:r>
-              <w:t>Dooshina</w:t>
-            </w:r>
-            <w:proofErr w:type="spellEnd"/>
-            <w:r>
-              <w:t xml:space="preserve"> </w:t>
-            </w:r>
-            <w:proofErr w:type="spellStart"/>
-            <w:r>
-              <w:t>Oolun</w:t>
-            </w:r>
-            <w:proofErr w:type="spellEnd"/>
+            <w:r>
+              <w:t>Dooshina Oolun</w:t>
+            </w:r>
           </w:p>
         </w:tc>
         <w:tc>
@@ -1096,19 +1086,9 @@
             <w:vAlign w:val="center"/>
           </w:tcPr>
           <w:p>
-            <w:proofErr w:type="spellStart"/>
-            <w:r>
-              <w:t>Dooshina</w:t>
-            </w:r>
-            <w:proofErr w:type="spellEnd"/>
-            <w:r>
-              <w:t xml:space="preserve"> </w:t>
-            </w:r>
-            <w:proofErr w:type="spellStart"/>
-            <w:r>
-              <w:t>Oolun</w:t>
-            </w:r>
-            <w:proofErr w:type="spellEnd"/>
+            <w:r>
+              <w:t>Dooshina Oolun</w:t>
+            </w:r>
           </w:p>
         </w:tc>
         <w:tc>
@@ -1184,7 +1164,7 @@
           </w:tcPr>
           <w:p>
             <w:r>
-              <w:t xml:space="preserve">Not present (did not report) </w:t>
+              <w:t>Sent apologies</w:t>
             </w:r>
           </w:p>
         </w:tc>
@@ -1376,21 +1356,8 @@
           </w:tcPr>
           <w:p>
             <w:r>
-              <w:t xml:space="preserve">Brentin Govender / Dramane Bako / </w:t>
-            </w:r>
-            <w:proofErr w:type="spellStart"/>
-            <w:r>
-              <w:t>Dooshina</w:t>
-            </w:r>
-            <w:proofErr w:type="spellEnd"/>
-            <w:r>
-              <w:t xml:space="preserve"> </w:t>
-            </w:r>
-            <w:proofErr w:type="spellStart"/>
-            <w:r>
-              <w:t>Oolun</w:t>
-            </w:r>
-            <w:proofErr w:type="spellEnd"/>
+              <w:t>Brentin Govender / Dramane Bako / Dooshina Oolun</w:t>
+            </w:r>
           </w:p>
         </w:tc>
         <w:tc>
@@ -1400,15 +1367,7 @@
           </w:tcPr>
           <w:p>
             <w:r>
-              <w:t xml:space="preserve">The team agreed that unit tests should be included in the submitted code, run against the final application and supported by screenshots showing successful results. These screenshots will be included in the report or appendix. </w:t>
-            </w:r>
-            <w:proofErr w:type="spellStart"/>
-            <w:r>
-              <w:t>Dooshina</w:t>
-            </w:r>
-            <w:proofErr w:type="spellEnd"/>
-            <w:r>
-              <w:t xml:space="preserve"> agreed to run the available tests and provide the evidence.</w:t>
+              <w:t>The team agreed that unit tests should be included in the submitted code, run against the final application and supported by screenshots showing successful results. These screenshots will be included in the report or appendix. Dooshina agreed to run the available tests and provide the evidence.</w:t>
             </w:r>
           </w:p>
         </w:tc>
@@ -1441,21 +1400,8 @@
           </w:tcPr>
           <w:p>
             <w:r>
-              <w:t xml:space="preserve">Dramane Bako / </w:t>
-            </w:r>
-            <w:proofErr w:type="spellStart"/>
-            <w:r>
-              <w:t>Dooshina</w:t>
-            </w:r>
-            <w:proofErr w:type="spellEnd"/>
-            <w:r>
-              <w:t xml:space="preserve"> </w:t>
-            </w:r>
-            <w:proofErr w:type="spellStart"/>
-            <w:r>
-              <w:t>Oolun</w:t>
-            </w:r>
-            <w:proofErr w:type="spellEnd"/>
+              <w:t>Dramane Bako / Dooshina Oolun</w:t>
+            </w:r>
           </w:p>
         </w:tc>
         <w:tc>
@@ -1498,21 +1444,8 @@
           </w:tcPr>
           <w:p>
             <w:r>
-              <w:t xml:space="preserve">Brentin Govender / </w:t>
-            </w:r>
-            <w:proofErr w:type="spellStart"/>
-            <w:r>
-              <w:t>Dooshina</w:t>
-            </w:r>
-            <w:proofErr w:type="spellEnd"/>
-            <w:r>
-              <w:t xml:space="preserve"> </w:t>
-            </w:r>
-            <w:proofErr w:type="spellStart"/>
-            <w:r>
-              <w:t>Oolun</w:t>
-            </w:r>
-            <w:proofErr w:type="spellEnd"/>
+              <w:t>Brentin Govender / Dooshina Oolun</w:t>
+            </w:r>
           </w:p>
         </w:tc>
         <w:tc>
@@ -1587,21 +1520,8 @@
             <w:tcW w:w="2693" w:type="dxa"/>
           </w:tcPr>
           <w:p>
-            <w:proofErr w:type="spellStart"/>
-            <w:r>
-              <w:t>Dooshina</w:t>
-            </w:r>
-            <w:proofErr w:type="spellEnd"/>
-            <w:r>
-              <w:t xml:space="preserve"> </w:t>
-            </w:r>
-            <w:proofErr w:type="spellStart"/>
-            <w:r>
-              <w:t>Oolun</w:t>
-            </w:r>
-            <w:proofErr w:type="spellEnd"/>
-            <w:r>
-              <w:t xml:space="preserve"> / Brentin Govender</w:t>
+            <w:r>
+              <w:t>Dooshina Oolun / Brentin Govender</w:t>
             </w:r>
           </w:p>
         </w:tc>
@@ -1802,19 +1722,9 @@
             <w:vAlign w:val="center"/>
           </w:tcPr>
           <w:p>
-            <w:proofErr w:type="spellStart"/>
-            <w:r>
-              <w:t>Dooshina</w:t>
-            </w:r>
-            <w:proofErr w:type="spellEnd"/>
-            <w:r>
-              <w:t xml:space="preserve"> </w:t>
-            </w:r>
-            <w:proofErr w:type="spellStart"/>
-            <w:r>
-              <w:t>Oolun</w:t>
-            </w:r>
-            <w:proofErr w:type="spellEnd"/>
+            <w:r>
+              <w:t>Dooshina Oolun</w:t>
+            </w:r>
           </w:p>
         </w:tc>
         <w:tc>
